--- a/build/이력서_김선휘.docx
+++ b/build/이력서_김선휘.docx
@@ -1008,7 +1008,7 @@
               <w:rPr>
                 <w:sz w:val="18"/>
               </w:rPr>
-              <w:t>공동 제1저자</w:t>
+              <w:t>공저자 (동등기여)</w:t>
             </w:r>
           </w:p>
         </w:tc>

--- a/build/이력서_김선휘.docx
+++ b/build/이력서_김선휘.docx
@@ -2179,177 +2179,6 @@
                 <w:sz w:val="18"/>
               </w:rPr>
               <w:t>상태</w:t>
-            </w:r>
-          </w:p>
-        </w:tc>
-      </w:tr>
-      <w:tr>
-        <w:tc>
-          <w:tcPr>
-            <w:tcW w:type="dxa" w:w="1707"/>
-          </w:tcPr>
-          <w:p>
-            <w:r/>
-            <w:r>
-              <w:rPr>
-                <w:sz w:val="18"/>
-              </w:rPr>
-              <w:t>2026.04–2029.12</w:t>
-            </w:r>
-          </w:p>
-        </w:tc>
-        <w:tc>
-          <w:tcPr>
-            <w:tcW w:type="dxa" w:w="1707"/>
-          </w:tcPr>
-          <w:p>
-            <w:r/>
-            <w:r>
-              <w:rPr>
-                <w:sz w:val="18"/>
-              </w:rPr>
-              <w:t>뇌 인지과학과 생물학적 학습 원리에 기반한 인공지능 학습 기술 개발</w:t>
-            </w:r>
-          </w:p>
-        </w:tc>
-        <w:tc>
-          <w:tcPr>
-            <w:tcW w:type="dxa" w:w="1707"/>
-          </w:tcPr>
-          <w:p>
-            <w:r/>
-            <w:r>
-              <w:rPr>
-                <w:sz w:val="18"/>
-              </w:rPr>
-              <w:t>과학기술정보통신부 · 정보통신기획평가원(IITP)</w:t>
-            </w:r>
-          </w:p>
-        </w:tc>
-        <w:tc>
-          <w:tcPr>
-            <w:tcW w:type="dxa" w:w="1707"/>
-          </w:tcPr>
-          <w:p>
-            <w:r/>
-            <w:r>
-              <w:rPr>
-                <w:sz w:val="18"/>
-              </w:rPr>
-              <w:t>참여연구원 (참여율 50%)</w:t>
-            </w:r>
-          </w:p>
-        </w:tc>
-        <w:tc>
-          <w:tcPr>
-            <w:tcW w:type="dxa" w:w="1707"/>
-          </w:tcPr>
-          <w:p>
-            <w:r/>
-            <w:r>
-              <w:rPr>
-                <w:sz w:val="18"/>
-              </w:rPr>
-            </w:r>
-          </w:p>
-        </w:tc>
-        <w:tc>
-          <w:tcPr>
-            <w:tcW w:type="dxa" w:w="1707"/>
-          </w:tcPr>
-          <w:p>
-            <w:r/>
-            <w:r>
-              <w:rPr>
-                <w:sz w:val="18"/>
-              </w:rPr>
-              <w:t>심사중</w:t>
-            </w:r>
-          </w:p>
-        </w:tc>
-      </w:tr>
-      <w:tr>
-        <w:tc>
-          <w:tcPr>
-            <w:tcW w:type="dxa" w:w="1707"/>
-          </w:tcPr>
-          <w:p>
-            <w:r/>
-            <w:r>
-              <w:rPr>
-                <w:sz w:val="18"/>
-              </w:rPr>
-              <w:t>2026–2028 (3 years, proposed)</w:t>
-            </w:r>
-          </w:p>
-        </w:tc>
-        <w:tc>
-          <w:tcPr>
-            <w:tcW w:type="dxa" w:w="1707"/>
-          </w:tcPr>
-          <w:p>
-            <w:r/>
-            <w:r>
-              <w:rPr>
-                <w:sz w:val="18"/>
-              </w:rPr>
-              <w:t>AI 기반 다개체 설치류 사회행동의 정량화와 전뇌 신경활성 연계 분석</w:t>
-            </w:r>
-          </w:p>
-        </w:tc>
-        <w:tc>
-          <w:tcPr>
-            <w:tcW w:type="dxa" w:w="1707"/>
-          </w:tcPr>
-          <w:p>
-            <w:r/>
-            <w:r>
-              <w:rPr>
-                <w:sz w:val="18"/>
-              </w:rPr>
-              <w:t>과학기술정보통신부 · 한국연구재단(NRF)</w:t>
-            </w:r>
-          </w:p>
-        </w:tc>
-        <w:tc>
-          <w:tcPr>
-            <w:tcW w:type="dxa" w:w="1707"/>
-          </w:tcPr>
-          <w:p>
-            <w:r/>
-            <w:r>
-              <w:rPr>
-                <w:sz w:val="18"/>
-              </w:rPr>
-              <w:t>연구책임자</w:t>
-            </w:r>
-          </w:p>
-        </w:tc>
-        <w:tc>
-          <w:tcPr>
-            <w:tcW w:type="dxa" w:w="1707"/>
-          </w:tcPr>
-          <w:p>
-            <w:r/>
-            <w:r>
-              <w:rPr>
-                <w:sz w:val="18"/>
-              </w:rPr>
-              <w:t>up to ₩150M/year (requested)</w:t>
-            </w:r>
-          </w:p>
-        </w:tc>
-        <w:tc>
-          <w:tcPr>
-            <w:tcW w:type="dxa" w:w="1707"/>
-          </w:tcPr>
-          <w:p>
-            <w:r/>
-            <w:r>
-              <w:rPr>
-                <w:sz w:val="18"/>
-              </w:rPr>
-              <w:t>심사중</w:t>
             </w:r>
           </w:p>
         </w:tc>

--- a/build/이력서_김선휘.docx
+++ b/build/이력서_김선휘.docx
@@ -3868,7 +3868,455 @@
           <w:b/>
           <w:sz w:val="22"/>
         </w:rPr>
-        <w:t>8. 교내·학회 활동</w:t>
+        <w:t>8. 외부 강연·워크샵·컨설팅</w:t>
+      </w:r>
+    </w:p>
+    <w:tbl>
+      <w:tblPr>
+        <w:tblStyle w:val="TableGrid"/>
+        <w:tblW w:type="auto" w:w="0"/>
+        <w:jc w:val="center"/>
+        <w:tblLook w:firstColumn="1" w:firstRow="1" w:lastColumn="0" w:lastRow="0" w:noHBand="0" w:noVBand="1" w:val="04A0"/>
+      </w:tblPr>
+      <w:tblGrid>
+        <w:gridCol w:w="2560"/>
+        <w:gridCol w:w="2560"/>
+        <w:gridCol w:w="2560"/>
+        <w:gridCol w:w="2560"/>
+      </w:tblGrid>
+      <w:tr>
+        <w:tc>
+          <w:tcPr>
+            <w:tcW w:type="dxa" w:w="2560"/>
+          </w:tcPr>
+          <w:p>
+            <w:pPr>
+              <w:jc w:val="center"/>
+            </w:pPr>
+            <w:r/>
+            <w:r>
+              <w:rPr>
+                <w:b/>
+                <w:sz w:val="18"/>
+              </w:rPr>
+              <w:t>기간</w:t>
+            </w:r>
+          </w:p>
+        </w:tc>
+        <w:tc>
+          <w:tcPr>
+            <w:tcW w:type="dxa" w:w="2560"/>
+          </w:tcPr>
+          <w:p>
+            <w:pPr>
+              <w:jc w:val="center"/>
+            </w:pPr>
+            <w:r/>
+            <w:r>
+              <w:rPr>
+                <w:b/>
+                <w:sz w:val="18"/>
+              </w:rPr>
+              <w:t>기관</w:t>
+            </w:r>
+          </w:p>
+        </w:tc>
+        <w:tc>
+          <w:tcPr>
+            <w:tcW w:type="dxa" w:w="2560"/>
+          </w:tcPr>
+          <w:p>
+            <w:pPr>
+              <w:jc w:val="center"/>
+            </w:pPr>
+            <w:r/>
+            <w:r>
+              <w:rPr>
+                <w:b/>
+                <w:sz w:val="18"/>
+              </w:rPr>
+              <w:t>형태</w:t>
+            </w:r>
+          </w:p>
+        </w:tc>
+        <w:tc>
+          <w:tcPr>
+            <w:tcW w:type="dxa" w:w="2560"/>
+          </w:tcPr>
+          <w:p>
+            <w:pPr>
+              <w:jc w:val="center"/>
+            </w:pPr>
+            <w:r/>
+            <w:r>
+              <w:rPr>
+                <w:b/>
+                <w:sz w:val="18"/>
+              </w:rPr>
+              <w:t>주제</w:t>
+            </w:r>
+          </w:p>
+        </w:tc>
+      </w:tr>
+      <w:tr>
+        <w:tc>
+          <w:tcPr>
+            <w:tcW w:type="dxa" w:w="2560"/>
+          </w:tcPr>
+          <w:p>
+            <w:r/>
+            <w:r>
+              <w:rPr>
+                <w:sz w:val="18"/>
+              </w:rPr>
+              <w:t>2026.07–</w:t>
+            </w:r>
+          </w:p>
+        </w:tc>
+        <w:tc>
+          <w:tcPr>
+            <w:tcW w:type="dxa" w:w="2560"/>
+          </w:tcPr>
+          <w:p>
+            <w:r/>
+            <w:r>
+              <w:rPr>
+                <w:sz w:val="18"/>
+              </w:rPr>
+              <w:t>화성의과학대학교</w:t>
+            </w:r>
+          </w:p>
+        </w:tc>
+        <w:tc>
+          <w:tcPr>
+            <w:tcW w:type="dxa" w:w="2560"/>
+          </w:tcPr>
+          <w:p>
+            <w:r/>
+            <w:r>
+              <w:rPr>
+                <w:sz w:val="18"/>
+              </w:rPr>
+              <w:t>교내 자동화 프로젝트 (진행 중)</w:t>
+            </w:r>
+          </w:p>
+        </w:tc>
+        <w:tc>
+          <w:tcPr>
+            <w:tcW w:type="dxa" w:w="2560"/>
+          </w:tcPr>
+          <w:p>
+            <w:r/>
+            <w:r>
+              <w:rPr>
+                <w:sz w:val="18"/>
+              </w:rPr>
+              <w:t>AI 에이전트 기반 기관연구(IR) 리포팅 및 교과목 CQI 자동화</w:t>
+            </w:r>
+          </w:p>
+        </w:tc>
+      </w:tr>
+      <w:tr>
+        <w:tc>
+          <w:tcPr>
+            <w:tcW w:type="dxa" w:w="2560"/>
+          </w:tcPr>
+          <w:p>
+            <w:r/>
+            <w:r>
+              <w:rPr>
+                <w:sz w:val="18"/>
+              </w:rPr>
+              <w:t>2026.08.06</w:t>
+            </w:r>
+          </w:p>
+        </w:tc>
+        <w:tc>
+          <w:tcPr>
+            <w:tcW w:type="dxa" w:w="2560"/>
+          </w:tcPr>
+          <w:p>
+            <w:r/>
+            <w:r>
+              <w:rPr>
+                <w:sz w:val="18"/>
+              </w:rPr>
+              <w:t>위크루트</w:t>
+            </w:r>
+          </w:p>
+        </w:tc>
+        <w:tc>
+          <w:tcPr>
+            <w:tcW w:type="dxa" w:w="2560"/>
+          </w:tcPr>
+          <w:p>
+            <w:r/>
+            <w:r>
+              <w:rPr>
+                <w:sz w:val="18"/>
+              </w:rPr>
+              <w:t>초청 강연</w:t>
+            </w:r>
+          </w:p>
+        </w:tc>
+        <w:tc>
+          <w:tcPr>
+            <w:tcW w:type="dxa" w:w="2560"/>
+          </w:tcPr>
+          <w:p>
+            <w:r/>
+            <w:r>
+              <w:rPr>
+                <w:sz w:val="18"/>
+              </w:rPr>
+              <w:t>AI 에이전트란 무엇이며 어떤 것들이 가능한가</w:t>
+            </w:r>
+          </w:p>
+        </w:tc>
+      </w:tr>
+      <w:tr>
+        <w:tc>
+          <w:tcPr>
+            <w:tcW w:type="dxa" w:w="2560"/>
+          </w:tcPr>
+          <w:p>
+            <w:r/>
+            <w:r>
+              <w:rPr>
+                <w:sz w:val="18"/>
+              </w:rPr>
+              <w:t>2026.07.31</w:t>
+            </w:r>
+          </w:p>
+        </w:tc>
+        <w:tc>
+          <w:tcPr>
+            <w:tcW w:type="dxa" w:w="2560"/>
+          </w:tcPr>
+          <w:p>
+            <w:r/>
+            <w:r>
+              <w:rPr>
+                <w:sz w:val="18"/>
+              </w:rPr>
+              <w:t>새서울CBMC</w:t>
+            </w:r>
+          </w:p>
+        </w:tc>
+        <w:tc>
+          <w:tcPr>
+            <w:tcW w:type="dxa" w:w="2560"/>
+          </w:tcPr>
+          <w:p>
+            <w:r/>
+            <w:r>
+              <w:rPr>
+                <w:sz w:val="18"/>
+              </w:rPr>
+              <w:t>초청 강연 (제1393회 아름다운 만남)</w:t>
+            </w:r>
+          </w:p>
+        </w:tc>
+        <w:tc>
+          <w:tcPr>
+            <w:tcW w:type="dxa" w:w="2560"/>
+          </w:tcPr>
+          <w:p>
+            <w:r/>
+            <w:r>
+              <w:rPr>
+                <w:sz w:val="18"/>
+              </w:rPr>
+              <w:t>AI 에이전트란 무엇이며 어떤 것들이 가능한가 — 작은 사업장을 위한 AI 활용과 청지기의 지혜</w:t>
+            </w:r>
+          </w:p>
+        </w:tc>
+      </w:tr>
+      <w:tr>
+        <w:tc>
+          <w:tcPr>
+            <w:tcW w:type="dxa" w:w="2560"/>
+          </w:tcPr>
+          <w:p>
+            <w:r/>
+            <w:r>
+              <w:rPr>
+                <w:sz w:val="18"/>
+              </w:rPr>
+              <w:t>2026.07.14</w:t>
+            </w:r>
+          </w:p>
+        </w:tc>
+        <w:tc>
+          <w:tcPr>
+            <w:tcW w:type="dxa" w:w="2560"/>
+          </w:tcPr>
+          <w:p>
+            <w:r/>
+            <w:r>
+              <w:rPr>
+                <w:sz w:val="18"/>
+              </w:rPr>
+              <w:t>화성의과학대학교</w:t>
+            </w:r>
+          </w:p>
+        </w:tc>
+        <w:tc>
+          <w:tcPr>
+            <w:tcW w:type="dxa" w:w="2560"/>
+          </w:tcPr>
+          <w:p>
+            <w:r/>
+            <w:r>
+              <w:rPr>
+                <w:sz w:val="18"/>
+              </w:rPr>
+              <w:t>전 교직원 하계 워크숍 특강</w:t>
+            </w:r>
+          </w:p>
+        </w:tc>
+        <w:tc>
+          <w:tcPr>
+            <w:tcW w:type="dxa" w:w="2560"/>
+          </w:tcPr>
+          <w:p>
+            <w:r/>
+            <w:r>
+              <w:rPr>
+                <w:sz w:val="18"/>
+              </w:rPr>
+              <w:t>AI 에이전트를 활용한 업무 자동화</w:t>
+            </w:r>
+          </w:p>
+        </w:tc>
+      </w:tr>
+      <w:tr>
+        <w:tc>
+          <w:tcPr>
+            <w:tcW w:type="dxa" w:w="2560"/>
+          </w:tcPr>
+          <w:p>
+            <w:r/>
+            <w:r>
+              <w:rPr>
+                <w:sz w:val="18"/>
+              </w:rPr>
+              <w:t>2026</w:t>
+            </w:r>
+          </w:p>
+        </w:tc>
+        <w:tc>
+          <w:tcPr>
+            <w:tcW w:type="dxa" w:w="2560"/>
+          </w:tcPr>
+          <w:p>
+            <w:r/>
+            <w:r>
+              <w:rPr>
+                <w:sz w:val="18"/>
+              </w:rPr>
+              <w:t>제스파</w:t>
+            </w:r>
+          </w:p>
+        </w:tc>
+        <w:tc>
+          <w:tcPr>
+            <w:tcW w:type="dxa" w:w="2560"/>
+          </w:tcPr>
+          <w:p>
+            <w:r/>
+            <w:r>
+              <w:rPr>
+                <w:sz w:val="18"/>
+              </w:rPr>
+              <w:t>강연·워크샵·컨설팅</w:t>
+            </w:r>
+          </w:p>
+        </w:tc>
+        <w:tc>
+          <w:tcPr>
+            <w:tcW w:type="dxa" w:w="2560"/>
+          </w:tcPr>
+          <w:p>
+            <w:r/>
+            <w:r>
+              <w:rPr>
+                <w:sz w:val="18"/>
+              </w:rPr>
+              <w:t>AI 에이전트 도입 및 실무 활용</w:t>
+            </w:r>
+          </w:p>
+        </w:tc>
+      </w:tr>
+      <w:tr>
+        <w:tc>
+          <w:tcPr>
+            <w:tcW w:type="dxa" w:w="2560"/>
+          </w:tcPr>
+          <w:p>
+            <w:r/>
+            <w:r>
+              <w:rPr>
+                <w:sz w:val="18"/>
+              </w:rPr>
+              <w:t>2026</w:t>
+            </w:r>
+          </w:p>
+        </w:tc>
+        <w:tc>
+          <w:tcPr>
+            <w:tcW w:type="dxa" w:w="2560"/>
+          </w:tcPr>
+          <w:p>
+            <w:r/>
+            <w:r>
+              <w:rPr>
+                <w:sz w:val="18"/>
+              </w:rPr>
+              <w:t>디아스토리</w:t>
+            </w:r>
+          </w:p>
+        </w:tc>
+        <w:tc>
+          <w:tcPr>
+            <w:tcW w:type="dxa" w:w="2560"/>
+          </w:tcPr>
+          <w:p>
+            <w:r/>
+            <w:r>
+              <w:rPr>
+                <w:sz w:val="18"/>
+              </w:rPr>
+              <w:t>강연·워크샵·컨설팅</w:t>
+            </w:r>
+          </w:p>
+        </w:tc>
+        <w:tc>
+          <w:tcPr>
+            <w:tcW w:type="dxa" w:w="2560"/>
+          </w:tcPr>
+          <w:p>
+            <w:r/>
+            <w:r>
+              <w:rPr>
+                <w:sz w:val="18"/>
+              </w:rPr>
+              <w:t>AI 에이전트 도입 및 실무 활용</w:t>
+            </w:r>
+          </w:p>
+        </w:tc>
+      </w:tr>
+    </w:tbl>
+    <w:p>
+      <w:pPr>
+        <w:spacing w:before="240" w:after="80"/>
+      </w:pPr>
+      <w:r>
+        <w:rPr>
+          <w:b/>
+          <w:sz w:val="22"/>
+        </w:rPr>
+        <w:t>9. 교내·학회 활동</w:t>
       </w:r>
     </w:p>
     <w:tbl>
@@ -4300,7 +4748,7 @@
           <w:b/>
           <w:sz w:val="22"/>
         </w:rPr>
-        <w:t>9. 교육 이수 및 자격</w:t>
+        <w:t>10. 교육 이수 및 자격</w:t>
       </w:r>
     </w:p>
     <w:tbl>
@@ -4689,7 +5137,7 @@
           <w:b/>
           <w:sz w:val="22"/>
         </w:rPr>
-        <w:t>10. 언론 보도</w:t>
+        <w:t>11. 언론 보도</w:t>
       </w:r>
     </w:p>
     <w:tbl>
@@ -4863,7 +5311,7 @@
         <w:jc w:val="right"/>
       </w:pPr>
       <w:r>
-        <w:t>작성일 : 2026-08-24</w:t>
+        <w:t>작성일 : 2026-08-25</w:t>
       </w:r>
     </w:p>
     <w:p>

--- a/build/이력서_김선휘.docx
+++ b/build/이력서_김선휘.docx
@@ -4085,7 +4085,7 @@
               <w:rPr>
                 <w:sz w:val="18"/>
               </w:rPr>
-              <w:t>2026.07.31</w:t>
+              <w:t>2026.08</w:t>
             </w:r>
           </w:p>
         </w:tc>
@@ -4099,7 +4099,7 @@
               <w:rPr>
                 <w:sz w:val="18"/>
               </w:rPr>
-              <w:t>새서울CBMC</w:t>
+              <w:t>디아스토리</w:t>
             </w:r>
           </w:p>
         </w:tc>
@@ -4113,7 +4113,7 @@
               <w:rPr>
                 <w:sz w:val="18"/>
               </w:rPr>
-              <w:t>초청 강연 (제1393회 아름다운 만남)</w:t>
+              <w:t>강연·워크샵·컨설팅</w:t>
             </w:r>
           </w:p>
         </w:tc>
@@ -4127,7 +4127,7 @@
               <w:rPr>
                 <w:sz w:val="18"/>
               </w:rPr>
-              <w:t>AI 에이전트란 무엇이며 어떤 것들이 가능한가 — 작은 사업장을 위한 AI 활용과 청지기의 지혜</w:t>
+              <w:t>AI 에이전트 도입 및 실무 활용</w:t>
             </w:r>
           </w:p>
         </w:tc>
@@ -4143,7 +4143,7 @@
               <w:rPr>
                 <w:sz w:val="18"/>
               </w:rPr>
-              <w:t>2026.07.14</w:t>
+              <w:t>2026.07.31</w:t>
             </w:r>
           </w:p>
         </w:tc>
@@ -4157,7 +4157,7 @@
               <w:rPr>
                 <w:sz w:val="18"/>
               </w:rPr>
-              <w:t>화성의과학대학교</w:t>
+              <w:t>새서울CBMC</w:t>
             </w:r>
           </w:p>
         </w:tc>
@@ -4171,7 +4171,7 @@
               <w:rPr>
                 <w:sz w:val="18"/>
               </w:rPr>
-              <w:t>전 교직원 하계 워크숍 특강</w:t>
+              <w:t>초청 강연 (제1393회 아름다운 만남)</w:t>
             </w:r>
           </w:p>
         </w:tc>
@@ -4185,7 +4185,7 @@
               <w:rPr>
                 <w:sz w:val="18"/>
               </w:rPr>
-              <w:t>AI 에이전트를 활용한 업무 자동화</w:t>
+              <w:t>AI 에이전트란 무엇이며 어떤 것들이 가능한가 — 작은 사업장을 위한 AI 활용과 청지기의 지혜</w:t>
             </w:r>
           </w:p>
         </w:tc>
@@ -4201,7 +4201,7 @@
               <w:rPr>
                 <w:sz w:val="18"/>
               </w:rPr>
-              <w:t>2026</w:t>
+              <w:t>2026.07.14</w:t>
             </w:r>
           </w:p>
         </w:tc>
@@ -4215,7 +4215,7 @@
               <w:rPr>
                 <w:sz w:val="18"/>
               </w:rPr>
-              <w:t>제스파</w:t>
+              <w:t>화성의과학대학교</w:t>
             </w:r>
           </w:p>
         </w:tc>
@@ -4229,7 +4229,7 @@
               <w:rPr>
                 <w:sz w:val="18"/>
               </w:rPr>
-              <w:t>강연·워크샵·컨설팅</w:t>
+              <w:t>전 교직원 하계 워크숍 특강</w:t>
             </w:r>
           </w:p>
         </w:tc>
@@ -4243,7 +4243,7 @@
               <w:rPr>
                 <w:sz w:val="18"/>
               </w:rPr>
-              <w:t>AI 에이전트 도입 및 실무 활용</w:t>
+              <w:t>AI 에이전트를 활용한 업무 자동화</w:t>
             </w:r>
           </w:p>
         </w:tc>
@@ -4259,7 +4259,7 @@
               <w:rPr>
                 <w:sz w:val="18"/>
               </w:rPr>
-              <w:t>2026</w:t>
+              <w:t>2026.06</w:t>
             </w:r>
           </w:p>
         </w:tc>
@@ -4273,7 +4273,7 @@
               <w:rPr>
                 <w:sz w:val="18"/>
               </w:rPr>
-              <w:t>디아스토리</w:t>
+              <w:t>제스파</w:t>
             </w:r>
           </w:p>
         </w:tc>

--- a/build/이력서_김선휘.docx
+++ b/build/이력서_김선휘.docx
@@ -2194,7 +2194,7 @@
               <w:rPr>
                 <w:sz w:val="18"/>
               </w:rPr>
-              <w:t>2025–2026.02 (year 1 of 3)</w:t>
+              <w:t>2025–2026.02</w:t>
             </w:r>
           </w:p>
         </w:tc>
@@ -2335,7 +2335,6 @@
               <w:rPr>
                 <w:sz w:val="18"/>
               </w:rPr>
-              <w:t>₩5,000,000</w:t>
             </w:r>
           </w:p>
         </w:tc>
@@ -3690,7 +3689,7 @@
               <w:rPr>
                 <w:sz w:val="18"/>
               </w:rPr>
-              <w:t>2025</w:t>
+              <w:t>2026</w:t>
             </w:r>
           </w:p>
         </w:tc>
@@ -3704,7 +3703,7 @@
               <w:rPr>
                 <w:sz w:val="18"/>
               </w:rPr>
-              <w:t>진짜 vs AI 초상 판별 웹 실험</w:t>
+              <w:t>기관연구(IR) 대시보드</w:t>
             </w:r>
           </w:p>
         </w:tc>
@@ -3718,6 +3717,7 @@
               <w:rPr>
                 <w:sz w:val="18"/>
               </w:rPr>
+              <w:t>https://github.com/gdrpaul3-byte/hsmu-ir-dashboard</w:t>
             </w:r>
           </w:p>
         </w:tc>
@@ -3731,7 +3731,7 @@
               <w:rPr>
                 <w:sz w:val="18"/>
               </w:rPr>
-              <w:t>AI 생성 초상 판별 온라인 실험 플랫폼 (참여자 1,664명)</w:t>
+              <w:t>대학 기관연구(IR) 리포팅 자동 집계 대시보드</w:t>
             </w:r>
           </w:p>
         </w:tc>
@@ -3761,7 +3761,7 @@
               <w:rPr>
                 <w:sz w:val="18"/>
               </w:rPr>
-              <w:t>hsmu_ai_detection_public</w:t>
+              <w:t>교과목 CQI 자동화</w:t>
             </w:r>
           </w:p>
         </w:tc>
@@ -3775,6 +3775,7 @@
               <w:rPr>
                 <w:sz w:val="18"/>
               </w:rPr>
+              <w:t>https://github.com/gdrpaul3-byte/hsmu-cqi-automation</w:t>
             </w:r>
           </w:p>
         </w:tc>
@@ -3788,7 +3789,7 @@
               <w:rPr>
                 <w:sz w:val="18"/>
               </w:rPr>
-              <w:t>AI 초상 판별 연구의 공개 자극·메타데이터·비식별 행동 데이터</w:t>
+              <w:t>교과목 CQI 보고서·교수 자가평가 작성 자동화</w:t>
             </w:r>
           </w:p>
         </w:tc>
@@ -3804,6 +3805,180 @@
               <w:rPr>
                 <w:sz w:val="18"/>
               </w:rPr>
+              <w:t>2026</w:t>
+            </w:r>
+          </w:p>
+        </w:tc>
+        <w:tc>
+          <w:tcPr>
+            <w:tcW w:type="dxa" w:w="2560"/>
+          </w:tcPr>
+          <w:p>
+            <w:r/>
+            <w:r>
+              <w:rPr>
+                <w:sz w:val="18"/>
+              </w:rPr>
+              <w:t>워크숍 실시간 의견수렴 플랫폼</w:t>
+            </w:r>
+          </w:p>
+        </w:tc>
+        <w:tc>
+          <w:tcPr>
+            <w:tcW w:type="dxa" w:w="2560"/>
+          </w:tcPr>
+          <w:p>
+            <w:r/>
+            <w:r>
+              <w:rPr>
+                <w:sz w:val="18"/>
+              </w:rPr>
+              <w:t>https://github.com/gdrpaul3-byte/hsmu-workshop</w:t>
+            </w:r>
+          </w:p>
+        </w:tc>
+        <w:tc>
+          <w:tcPr>
+            <w:tcW w:type="dxa" w:w="2560"/>
+          </w:tcPr>
+          <w:p>
+            <w:r/>
+            <w:r>
+              <w:rPr>
+                <w:sz w:val="18"/>
+              </w:rPr>
+              <w:t>워크숍 참가자 실시간 의견 입력·투표·AI 요약 웹앱 (참가자 휴대폰 + 대형 화면 보드)</w:t>
+            </w:r>
+          </w:p>
+        </w:tc>
+      </w:tr>
+      <w:tr>
+        <w:tc>
+          <w:tcPr>
+            <w:tcW w:type="dxa" w:w="2560"/>
+          </w:tcPr>
+          <w:p>
+            <w:r/>
+            <w:r>
+              <w:rPr>
+                <w:sz w:val="18"/>
+              </w:rPr>
+              <w:t>2025</w:t>
+            </w:r>
+          </w:p>
+        </w:tc>
+        <w:tc>
+          <w:tcPr>
+            <w:tcW w:type="dxa" w:w="2560"/>
+          </w:tcPr>
+          <w:p>
+            <w:r/>
+            <w:r>
+              <w:rPr>
+                <w:sz w:val="18"/>
+              </w:rPr>
+              <w:t>진짜 vs AI 초상 판별 웹 실험</w:t>
+            </w:r>
+          </w:p>
+        </w:tc>
+        <w:tc>
+          <w:tcPr>
+            <w:tcW w:type="dxa" w:w="2560"/>
+          </w:tcPr>
+          <w:p>
+            <w:r/>
+            <w:r>
+              <w:rPr>
+                <w:sz w:val="18"/>
+              </w:rPr>
+              <w:t>https://hsmu-real-vs-ai-test.web.app/</w:t>
+            </w:r>
+          </w:p>
+        </w:tc>
+        <w:tc>
+          <w:tcPr>
+            <w:tcW w:type="dxa" w:w="2560"/>
+          </w:tcPr>
+          <w:p>
+            <w:r/>
+            <w:r>
+              <w:rPr>
+                <w:sz w:val="18"/>
+              </w:rPr>
+              <w:t>AI 생성 초상 판별 온라인 실험 플랫폼 (참여자 1,664명)</w:t>
+            </w:r>
+          </w:p>
+        </w:tc>
+      </w:tr>
+      <w:tr>
+        <w:tc>
+          <w:tcPr>
+            <w:tcW w:type="dxa" w:w="2560"/>
+          </w:tcPr>
+          <w:p>
+            <w:r/>
+            <w:r>
+              <w:rPr>
+                <w:sz w:val="18"/>
+              </w:rPr>
+              <w:t>2026</w:t>
+            </w:r>
+          </w:p>
+        </w:tc>
+        <w:tc>
+          <w:tcPr>
+            <w:tcW w:type="dxa" w:w="2560"/>
+          </w:tcPr>
+          <w:p>
+            <w:r/>
+            <w:r>
+              <w:rPr>
+                <w:sz w:val="18"/>
+              </w:rPr>
+              <w:t>hsmu_ai_detection_public</w:t>
+            </w:r>
+          </w:p>
+        </w:tc>
+        <w:tc>
+          <w:tcPr>
+            <w:tcW w:type="dxa" w:w="2560"/>
+          </w:tcPr>
+          <w:p>
+            <w:r/>
+            <w:r>
+              <w:rPr>
+                <w:sz w:val="18"/>
+              </w:rPr>
+              <w:t>https://github.com/gdrpaul3-byte/hsmu_ai_detection_public</w:t>
+            </w:r>
+          </w:p>
+        </w:tc>
+        <w:tc>
+          <w:tcPr>
+            <w:tcW w:type="dxa" w:w="2560"/>
+          </w:tcPr>
+          <w:p>
+            <w:r/>
+            <w:r>
+              <w:rPr>
+                <w:sz w:val="18"/>
+              </w:rPr>
+              <w:t>AI 초상 판별 연구의 공개 자극·메타데이터·비식별 행동 데이터</w:t>
+            </w:r>
+          </w:p>
+        </w:tc>
+      </w:tr>
+      <w:tr>
+        <w:tc>
+          <w:tcPr>
+            <w:tcW w:type="dxa" w:w="2560"/>
+          </w:tcPr>
+          <w:p>
+            <w:r/>
+            <w:r>
+              <w:rPr>
+                <w:sz w:val="18"/>
+              </w:rPr>
               <w:t>2022</w:t>
             </w:r>
           </w:p>
@@ -3832,6 +4007,7 @@
               <w:rPr>
                 <w:sz w:val="18"/>
               </w:rPr>
+              <w:t>https://www.addgene.org/browse/article/28219553/</w:t>
             </w:r>
           </w:p>
         </w:tc>
@@ -4027,7 +4203,7 @@
               <w:rPr>
                 <w:sz w:val="18"/>
               </w:rPr>
-              <w:t>2026.08.06</w:t>
+              <w:t>2026.08</w:t>
             </w:r>
           </w:p>
         </w:tc>
@@ -4041,7 +4217,7 @@
               <w:rPr>
                 <w:sz w:val="18"/>
               </w:rPr>
-              <w:t>위크루트</w:t>
+              <w:t>디아스토리</w:t>
             </w:r>
           </w:p>
         </w:tc>
@@ -4055,7 +4231,7 @@
               <w:rPr>
                 <w:sz w:val="18"/>
               </w:rPr>
-              <w:t>초청 강연</w:t>
+              <w:t>강연·워크샵·컨설팅</w:t>
             </w:r>
           </w:p>
         </w:tc>
@@ -4069,181 +4245,7 @@
               <w:rPr>
                 <w:sz w:val="18"/>
               </w:rPr>
-              <w:t>AI 에이전트란 무엇이며 어떤 것들이 가능한가</w:t>
-            </w:r>
-          </w:p>
-        </w:tc>
-      </w:tr>
-      <w:tr>
-        <w:tc>
-          <w:tcPr>
-            <w:tcW w:type="dxa" w:w="2560"/>
-          </w:tcPr>
-          <w:p>
-            <w:r/>
-            <w:r>
-              <w:rPr>
-                <w:sz w:val="18"/>
-              </w:rPr>
-              <w:t>2026.08</w:t>
-            </w:r>
-          </w:p>
-        </w:tc>
-        <w:tc>
-          <w:tcPr>
-            <w:tcW w:type="dxa" w:w="2560"/>
-          </w:tcPr>
-          <w:p>
-            <w:r/>
-            <w:r>
-              <w:rPr>
-                <w:sz w:val="18"/>
-              </w:rPr>
-              <w:t>디아스토리</w:t>
-            </w:r>
-          </w:p>
-        </w:tc>
-        <w:tc>
-          <w:tcPr>
-            <w:tcW w:type="dxa" w:w="2560"/>
-          </w:tcPr>
-          <w:p>
-            <w:r/>
-            <w:r>
-              <w:rPr>
-                <w:sz w:val="18"/>
-              </w:rPr>
-              <w:t>강연·워크샵·컨설팅</w:t>
-            </w:r>
-          </w:p>
-        </w:tc>
-        <w:tc>
-          <w:tcPr>
-            <w:tcW w:type="dxa" w:w="2560"/>
-          </w:tcPr>
-          <w:p>
-            <w:r/>
-            <w:r>
-              <w:rPr>
-                <w:sz w:val="18"/>
-              </w:rPr>
               <w:t>AI 에이전트 도입 및 실무 활용</w:t>
-            </w:r>
-          </w:p>
-        </w:tc>
-      </w:tr>
-      <w:tr>
-        <w:tc>
-          <w:tcPr>
-            <w:tcW w:type="dxa" w:w="2560"/>
-          </w:tcPr>
-          <w:p>
-            <w:r/>
-            <w:r>
-              <w:rPr>
-                <w:sz w:val="18"/>
-              </w:rPr>
-              <w:t>2026.07.31</w:t>
-            </w:r>
-          </w:p>
-        </w:tc>
-        <w:tc>
-          <w:tcPr>
-            <w:tcW w:type="dxa" w:w="2560"/>
-          </w:tcPr>
-          <w:p>
-            <w:r/>
-            <w:r>
-              <w:rPr>
-                <w:sz w:val="18"/>
-              </w:rPr>
-              <w:t>새서울CBMC</w:t>
-            </w:r>
-          </w:p>
-        </w:tc>
-        <w:tc>
-          <w:tcPr>
-            <w:tcW w:type="dxa" w:w="2560"/>
-          </w:tcPr>
-          <w:p>
-            <w:r/>
-            <w:r>
-              <w:rPr>
-                <w:sz w:val="18"/>
-              </w:rPr>
-              <w:t>초청 강연 (제1393회 아름다운 만남)</w:t>
-            </w:r>
-          </w:p>
-        </w:tc>
-        <w:tc>
-          <w:tcPr>
-            <w:tcW w:type="dxa" w:w="2560"/>
-          </w:tcPr>
-          <w:p>
-            <w:r/>
-            <w:r>
-              <w:rPr>
-                <w:sz w:val="18"/>
-              </w:rPr>
-              <w:t>AI 에이전트란 무엇이며 어떤 것들이 가능한가 — 작은 사업장을 위한 AI 활용과 청지기의 지혜</w:t>
-            </w:r>
-          </w:p>
-        </w:tc>
-      </w:tr>
-      <w:tr>
-        <w:tc>
-          <w:tcPr>
-            <w:tcW w:type="dxa" w:w="2560"/>
-          </w:tcPr>
-          <w:p>
-            <w:r/>
-            <w:r>
-              <w:rPr>
-                <w:sz w:val="18"/>
-              </w:rPr>
-              <w:t>2026.07.14</w:t>
-            </w:r>
-          </w:p>
-        </w:tc>
-        <w:tc>
-          <w:tcPr>
-            <w:tcW w:type="dxa" w:w="2560"/>
-          </w:tcPr>
-          <w:p>
-            <w:r/>
-            <w:r>
-              <w:rPr>
-                <w:sz w:val="18"/>
-              </w:rPr>
-              <w:t>화성의과학대학교</w:t>
-            </w:r>
-          </w:p>
-        </w:tc>
-        <w:tc>
-          <w:tcPr>
-            <w:tcW w:type="dxa" w:w="2560"/>
-          </w:tcPr>
-          <w:p>
-            <w:r/>
-            <w:r>
-              <w:rPr>
-                <w:sz w:val="18"/>
-              </w:rPr>
-              <w:t>전 교직원 하계 워크숍 특강</w:t>
-            </w:r>
-          </w:p>
-        </w:tc>
-        <w:tc>
-          <w:tcPr>
-            <w:tcW w:type="dxa" w:w="2560"/>
-          </w:tcPr>
-          <w:p>
-            <w:r/>
-            <w:r>
-              <w:rPr>
-                <w:sz w:val="18"/>
-              </w:rPr>
-              <w:t>AI 에이전트를 활용한 업무 자동화</w:t>
             </w:r>
           </w:p>
         </w:tc>
@@ -4398,7 +4400,7 @@
               <w:rPr>
                 <w:sz w:val="18"/>
               </w:rPr>
-              <w:t>2025.09–2027.08</w:t>
+              <w:t>2025.09–present</w:t>
             </w:r>
           </w:p>
         </w:tc>

--- a/build/이력서_김선휘.docx
+++ b/build/이력서_김선휘.docx
@@ -3717,7 +3717,7 @@
               <w:rPr>
                 <w:sz w:val="18"/>
               </w:rPr>
-              <w:t>https://github.com/gdrpaul3-byte/hsmu-ir-dashboard</w:t>
+              <w:t>https://hsmu-ir-dashboard.vercel.app</w:t>
             </w:r>
           </w:p>
         </w:tc>
@@ -3775,7 +3775,7 @@
               <w:rPr>
                 <w:sz w:val="18"/>
               </w:rPr>
-              <w:t>https://github.com/gdrpaul3-byte/hsmu-cqi-automation</w:t>
+              <w:t>https://hsmu-cqi-automation.vercel.app</w:t>
             </w:r>
           </w:p>
         </w:tc>
@@ -3833,7 +3833,7 @@
               <w:rPr>
                 <w:sz w:val="18"/>
               </w:rPr>
-              <w:t>https://github.com/gdrpaul3-byte/hsmu-workshop</w:t>
+              <w:t>https://hsmu-workshop.vercel.app</w:t>
             </w:r>
           </w:p>
         </w:tc>

--- a/build/이력서_김선휘.docx
+++ b/build/이력서_김선휘.docx
@@ -784,7 +784,7 @@
               <w:rPr>
                 <w:sz w:val="18"/>
               </w:rPr>
-              <w:t>Anatomy and Neurobiology (College of Medicine)</w:t>
+              <w:t>해부학 및 뇌신경생물학 (의과대학)</w:t>
             </w:r>
           </w:p>
         </w:tc>
